--- a/docs/QA_Notes.docx
+++ b/docs/QA_Notes.docx
@@ -132,7 +132,7 @@
               <w:pStyle w:val="Compact"/>
             </w:pPr>
             <w:r>
-              <w:t xml:space="preserve">23.6% vs 15.0%</w:t>
+              <w:t xml:space="preserve">23.6% vs 15.1%</w:t>
             </w:r>
           </w:p>
         </w:tc>
@@ -276,7 +276,7 @@
               <w:pStyle w:val="Compact"/>
             </w:pPr>
             <w:r>
-              <w:t xml:space="preserve">0.401 (random would get 0.150)</w:t>
+              <w:t xml:space="preserve">0.401 (random would get 0.151)</w:t>
             </w:r>
           </w:p>
         </w:tc>
@@ -721,7 +721,7 @@
         <w:t xml:space="preserve"> </w:t>
       </w:r>
       <w:r>
-        <w:t xml:space="preserve">Only 22% of commits are buggy. A model that always says "clean" would be 78% accurate and useless. ROC-AUC measures how well the model ranks buggy above clean. PR-AUC focuses on the buggy class, and its random baseline equals the bug rate (0.150 on our test set).</w:t>
+        <w:t xml:space="preserve">Only 22% of commits are buggy. A model that always says "clean" would be 78% accurate and useless. ROC-AUC measures how well the model ranks buggy above clean. PR-AUC focuses on the buggy class, and its random baseline equals the bug rate (0.151 on our test set).</w:t>
       </w:r>
     </w:p>
     <w:p>
@@ -887,6 +887,24 @@
           <w:b/>
           <w:bCs/>
         </w:rPr>
+        <w:t xml:space="preserve">Is your "ID3" tree really ID3?</w:t>
+      </w:r>
+      <w:r>
+        <w:t xml:space="preserve"> </w:t>
+      </w:r>
+      <w:r>
+        <w:t xml:space="preserve">Not exactly, and it's better to say so. It uses entropy and information gain like ID3, but scikit-learn always makes binary splits like CART and handles numeric features directly. So we call it a CART tree with the entropy criterion. It did a little better than the gini tree (CV ROC-AUC 0.664 against 0.630).</w:t>
+      </w:r>
+    </w:p>
+    <w:p>
+      <w:pPr>
+        <w:pStyle w:val="BodyText"/>
+      </w:pPr>
+      <w:r>
+        <w:rPr>
+          <w:b/>
+          <w:bCs/>
+        </w:rPr>
         <w:t xml:space="preserve">Why didn't the perceptron work?</w:t>
       </w:r>
       <w:r>
@@ -1143,7 +1161,7 @@
         <w:t xml:space="preserve"> </w:t>
       </w:r>
       <w:r>
-        <w:t xml:space="preserve">Noisy SZZ labels, data from one project only, drift over time (the bug rate fell from 23.6% to 15.0%), and probabilities that are shifted upwards by class weighting, so they should be read as relative risk.</w:t>
+        <w:t xml:space="preserve">Noisy SZZ labels, data from one project only, drift over time (the bug rate fell from 23.6% to 15.1%), and probabilities that are shifted upwards by class weighting, so they should be read as relative risk.</w:t>
       </w:r>
     </w:p>
     <w:p>

--- a/docs/QA_Notes.docx
+++ b/docs/QA_Notes.docx
@@ -2,7 +2,7 @@
 <file path=word/document.xml><?xml version="1.0" encoding="utf-8"?>
 <w:document xmlns:w="http://schemas.openxmlformats.org/wordprocessingml/2006/main" xmlns:m="http://schemas.openxmlformats.org/officeDocument/2006/math" xmlns:r="http://schemas.openxmlformats.org/officeDocument/2006/relationships" xmlns:o="urn:schemas-microsoft-com:office:office" xmlns:v="urn:schemas-microsoft-com:vml" xmlns:w10="urn:schemas-microsoft-com:office:word" xmlns:a="http://schemas.openxmlformats.org/drawingml/2006/main" xmlns:pic="http://schemas.openxmlformats.org/drawingml/2006/picture" xmlns:wp="http://schemas.openxmlformats.org/drawingml/2006/wordprocessingDrawing">
   <w:body>
-    <w:bookmarkStart w:id="20" w:name="qa-notes-code-change-risk-predictor"/>
+    <w:bookmarkStart w:id="21" w:name="qa-notes-code-change-risk-predictor"/>
     <w:p>
       <w:pPr>
         <w:pStyle w:val="Heading1"/>
@@ -1183,7 +1183,7 @@
       </w:r>
     </w:p>
     <w:bookmarkEnd w:id="18"/>
-    <w:bookmarkStart w:id="19" w:name="demo-plan-about-3-minutes"/>
+    <w:bookmarkStart w:id="20" w:name="demo-plan-about-3-minutes"/>
     <w:p>
       <w:pPr>
         <w:pStyle w:val="Heading2"/>
@@ -1201,7 +1201,24 @@
         </w:numPr>
       </w:pPr>
       <w:r>
-        <w:t xml:space="preserve">Start the app with</w:t>
+        <w:t xml:space="preserve">Open</w:t>
+      </w:r>
+      <w:r>
+        <w:t xml:space="preserve"> </w:t>
+      </w:r>
+      <w:hyperlink r:id="rId19">
+        <w:r>
+          <w:rPr>
+            <w:rStyle w:val="Hyperlink"/>
+          </w:rPr>
+          <w:t xml:space="preserve">https://code-change-risk-predictor.streamlit.app</w:t>
+        </w:r>
+      </w:hyperlink>
+      <w:r>
+        <w:t xml:space="preserve"> </w:t>
+      </w:r>
+      <w:r>
+        <w:t xml:space="preserve">a few minutes before you start, because it may need about 30 seconds to wake up. If the internet is unreliable, run it locally instead with</w:t>
       </w:r>
       <w:r>
         <w:t xml:space="preserve"> </w:t>
@@ -1331,8 +1348,8 @@
         <w:t xml:space="preserve">in a terminal to show the same model works from the command line.</w:t>
       </w:r>
     </w:p>
-    <w:bookmarkEnd w:id="19"/>
     <w:bookmarkEnd w:id="20"/>
+    <w:bookmarkEnd w:id="21"/>
     <w:sectPr>
       <w:pgSz w:w="11906" w:h="16838"/>
       <w:pgMar w:top="1440" w:right="1300" w:bottom="1440" w:left="1300" w:header="720" w:footer="720" w:gutter="0"/>
